--- a/5. Conditional statement recap/(5.0). suchona.docx
+++ b/5. Conditional statement recap/(5.0). suchona.docx
@@ -118,6 +118,11 @@
       </w:hyperlink>
     </w:p>
     <w:p>
+      <w:pPr>
+        <w:rPr>
+          <w:rStyle w:val="Hyperlink"/>
+        </w:rPr>
+      </w:pPr>
       <w:r>
         <w:t xml:space="preserve">5.5 =&gt; </w:t>
       </w:r>
@@ -138,6 +143,39 @@
         <w:proofErr w:type="spellEnd"/>
       </w:hyperlink>
     </w:p>
+    <w:p>
+      <w:proofErr w:type="gramStart"/>
+      <w:r>
+        <w:rPr>
+          <w:rStyle w:val="Hyperlink"/>
+        </w:rPr>
+        <w:t>5.6  =</w:t>
+      </w:r>
+      <w:proofErr w:type="gramEnd"/>
+      <w:r>
+        <w:rPr>
+          <w:rStyle w:val="Hyperlink"/>
+        </w:rPr>
+        <w:t xml:space="preserve">&gt; </w:t>
+      </w:r>
+      <w:hyperlink r:id="rId9" w:history="1">
+        <w:r>
+          <w:rPr>
+            <w:rStyle w:val="Hyperlink"/>
+          </w:rPr>
+          <w:t xml:space="preserve">Problem - K - </w:t>
+        </w:r>
+        <w:proofErr w:type="spellStart"/>
+        <w:r>
+          <w:rPr>
+            <w:rStyle w:val="Hyperlink"/>
+          </w:rPr>
+          <w:t>Codeforces</w:t>
+        </w:r>
+        <w:proofErr w:type="spellEnd"/>
+      </w:hyperlink>
+    </w:p>
+    <w:p/>
     <w:sectPr>
       <w:pgSz w:w="12240" w:h="15840"/>
       <w:pgMar w:top="1440" w:right="1440" w:bottom="1440" w:left="1440" w:header="720" w:footer="720" w:gutter="0"/>
